--- a/03_TRD_Architecture_Decision_Note.docx
+++ b/03_TRD_Architecture_Decision_Note.docx
@@ -4389,9 +4389,6 @@
     <w:qFormat/>
     <w:rsid w:val="00FC693F"/>
     <w:pPr>
-      <w:pBdr>
-        <w:bottom w:val="single" w:sz="8" w:space="4" w:color="4F81BD" w:themeColor="accent1"/>
-      </w:pBdr>
       <w:spacing w:after="300" w:line="240" w:lineRule="auto"/>
       <w:contextualSpacing/>
     </w:pPr>
@@ -4876,9 +4873,6 @@
     <w:qFormat/>
     <w:rsid w:val="00FC693F"/>
     <w:pPr>
-      <w:pBdr>
-        <w:bottom w:val="single" w:sz="4" w:space="4" w:color="4F81BD" w:themeColor="accent1"/>
-      </w:pBdr>
       <w:spacing w:before="200" w:after="280"/>
       <w:ind w:left="936" w:right="936"/>
     </w:pPr>

--- a/03_TRD_Architecture_Decision_Note.docx
+++ b/03_TRD_Architecture_Decision_Note.docx
@@ -7,6 +7,9 @@
         <w:pStyle w:val="Title"/>
       </w:pPr>
       <w:r>
+        <w:rPr>
+          <w:color w:val="000000"/>
+        </w:rPr>
         <w:t>MotoMedic answer architecture decisions</w:t>
       </w:r>
     </w:p>
@@ -15,12 +18,15 @@
         <w:pStyle w:val="Subtitle"/>
       </w:pPr>
       <w:r>
-        <w:t>Companion note to TRD v0.5  11 October 2026</w:t>
+        <w:rPr>
+          <w:color w:val="000000"/>
+        </w:rPr>
+        <w:t>Companion to TRD version 06 current owner decision 11 October 2026</w:t>
       </w:r>
     </w:p>
     <w:p>
       <w:r>
-        <w:t>We will retain A and B for the application and deliver A through verified streaming. C will remain an experiment outside the current UI path. This note explains the owner decision, the design choices considered and the evidence used, so a reader can distinguish tested decisions from options that still need evaluation.</w:t>
+        <w:t>TRD v0.6 records the owner decision of 11 October 2026: open manual question answering through DRAFT, a separate online semantic VERIFY call, and delivery of the saved buffered response through STREAM. This supersedes A/B selection, exact-answer-only restrictions, universal StepDefinition or diagnostic-path gates, and the later no-online-verifier amendment. Source integrity, selected-manual applicability, privacy, limits and source display restrictions remain binding. This design decision does not authorize new spending, billing changes or deployment.</w:t>
       </w:r>
     </w:p>
     <w:p>
@@ -28,7 +34,93 @@
         <w:pStyle w:val="Heading1"/>
       </w:pPr>
       <w:r>
-        <w:t>Selected answer methods</w:t>
+        <w:rPr>
+          <w:color w:val="000000"/>
+        </w:rPr>
+        <w:t>Current answer architecture</w:t>
+      </w:r>
+    </w:p>
+    <w:p>
+      <w:pPr/>
+      <w:r>
+        <w:t>The rider may ask any question about the selected motorcycle and manual, including a documented procedure. No predefined question, canonical response, intent catalogue, fact group, answer scope or registered action is required for an otherwise source-supported answer. The applicable manual evidence is the knowledge authority. Give concise useful information, state partial support clearly, and provide the verified OEM support route where appropriate. Do not invent diagnosis, repairs, conditions or OEM ordering. Rider usefulness feedback does not establish technical correctness or a verified repair.</w:t>
+      </w:r>
+    </w:p>
+    <w:p>
+      <w:pPr/>
+      <w:r>
+        <w:t>Reuse versioned hosted Docling ingestion, BGE M3 plus BM25 and Qdrant. Retrieve and assemble relevant immutable passages through hybrid search, bounded recovery and conditional reranking. Do not parse or embed the manual per request. A high relevance score does not establish support; failure to retrieve an answer is not proof of absence throughout the manual.</w:t>
+      </w:r>
+    </w:p>
+    <w:p>
+      <w:pPr/>
+      <w:r>
+        <w:t>DRAFT privately using the actual question, relevant conversation history and outcomes, assembled applicable evidence and citation IDs, and the source-only policy. Produce the complete proposed answer with claim mappings, conditions, warnings and any limits. There is no separate assess-evidence-first LLM call. Allow new wording and combinations of supported facts; never expose private drafting tokens.</w:t>
+      </w:r>
+    </w:p>
+    <w:p>
+      <w:pPr/>
+      <w:r>
+        <w:t>VERIFY in a separate LLM call against the exact question, relevant history, complete proposed response, claim mappings and source passages. Check meaningful question coverage and every technical claim, including applicability, conditions, warnings, prerequisites, units and specifications. Record strict structured coverage, per-claim support, omissions, conflicts and release eligibility, bound to exact response and evidence hashes. Confidence is not acceptance. The verifier evaluates and does not rewrite an accepted answer.</w:t>
+      </w:r>
+    </w:p>
+    <w:p>
+      <w:pPr/>
+      <w:r>
+        <w:t>Finalize all server-added technical text, warnings and citations before verification. Withhold rejected drafts. Permit at most one evidence-supported correction and a new verification call; any changed response must be verified again. Verification remains probabilistic; evaluate false acceptance and false refusal independently against original pages.</w:t>
+      </w:r>
+    </w:p>
+    <w:p>
+      <w:pPr/>
+      <w:r>
+        <w:t>Show the operational labels Retrieving manual information, Drafting your answer, Checking the answer against the manual, and Displaying the verified answer when the backend actually enters each stage. Open the progress channel promptly, without chain-of-thought, fake percentages or simulated timing. Release answer content only after whole-response verification, final integrity checks and durable save. Stream the exact buffered accepted response without another model call. Bind delivery to accepted response hash, evidence and runtime versions, and operation ID; preserve complete saved answers and idempotent recovery after disconnects.</w:t>
+      </w:r>
+    </w:p>
+    <w:p>
+      <w:pPr/>
+      <w:r>
+        <w:t>Relevant typed facts and immutable outcomes remain separate from conversational wording. ACTION_COMPLETED_UNRESOLVED never becomes OBSERVED_NORMAL. Optional legacy troubleshooting flows may retain reviewed StepDefinition and ApplicabilityRule records, but they cannot restrict ordinary manual Q&amp;A or source-supported questions about documented procedures. Source-derived prerequisites and warnings must be satisfied, clarified when rider-resolvable, or explicitly handled in the verified answer.</w:t>
+      </w:r>
+    </w:p>
+    <w:p>
+      <w:pPr/>
+      <w:r>
+        <w:t>Keep SUPPORTED, AMBIGUOUS, UNSUPPORTED, SAFETY_STOP and SYSTEM_ERROR distinct. A supported partial answer states what the evidence supports and what remains unanswered. Ask one focused question only for a rider-resolvable ambiguity needed for the actual question. Source gaps or review decisions are maintainer issues. Malformed output, timeout, outage, exhausted quota or integrity failure is SYSTEM_ERROR, never acceptance or proof of absence from the manual. Preserve verified safety-stop precedence; technical safety wording is also covered by verification before delivery.</w:t>
+      </w:r>
+    </w:p>
+    <w:p>
+      <w:pPr/>
+      <w:r>
+        <w:t>Disable old Arm A and exact-response shortcuts in the initial integration; they cannot bypass the new verification call. Index reuse and provider prompt caching are separate optimizations. Future verified-response reuse needs exact source, query, state, response and runtime bindings plus separate evaluation. Similarity alone never authorizes reuse. Count complete requests and all draft, verify, correction and re-verification attempts against existing token, byte, output, concurrency, quota, retention and spending limits; never silently truncate mandatory evidence.</w:t>
+      </w:r>
+    </w:p>
+    <w:p>
+      <w:pPr/>
+      <w:r>
+        <w:t>Preserve exact immutable source IDs, original-page provenance and approved source-object bindings. Source-integrity review is distinct from authored-answer approval; the frozen 161-case v3 package and its exact bytes remain unchanged. Parent labels do not authorize whole parent bodies. Restore applicable warnings, prerequisites, table headers, units and referenced context only through reviewed source relationships. Page 103 fallback and unresolved source-specific limitations remain explicit. Rider PDF, excerpt and figure-crop delivery remains prohibited under source_manifest.json; use verified paraphrases and server-derived citation metadata.</w:t>
+      </w:r>
+    </w:p>
+    <w:p>
+      <w:pPr/>
+      <w:r>
+        <w:t>This is the current design contract, not a deployment or semantic-correctness claim. The new draft, verifier, buffered delivery and progress boundary need fresh runtime tests and independent real-output evaluation. Preserve failed prior runs. Use the currently authorized gemma-4-26b-a4b-it model unless the owner approves a change. Consult current deployment, evaluation and budget receipts; the design decision grants no new provider-spending authority.</w:t>
+      </w:r>
+    </w:p>
+    <w:p>
+      <w:pPr/>
+      <w:r>
+        <w:t>The earlier A/B/C selection, cache, timing and post facto audit text below is a historical record. It does not define current serving methods. The current draft verify stream contract above supersedes those methodology and cache decisions; measured results and failure accounting are retained without relabeling them as new-pipeline performance.</w:t>
+      </w:r>
+    </w:p>
+    <w:p>
+      <w:pPr>
+        <w:pStyle w:val="Heading1"/>
+      </w:pPr>
+      <w:r>
+        <w:rPr>
+          <w:color w:val="000000"/>
+        </w:rPr>
+        <w:t>Historical Selected answer methods</w:t>
       </w:r>
     </w:p>
     <w:tbl>
@@ -386,7 +478,10 @@
         <w:pStyle w:val="Heading1"/>
       </w:pPr>
       <w:r>
-        <w:t>Measured comparison and its limits</w:t>
+        <w:rPr>
+          <w:color w:val="000000"/>
+        </w:rPr>
+        <w:t>Historical Measured comparison and its limits</w:t>
       </w:r>
     </w:p>
     <w:p>
@@ -2238,7 +2333,10 @@
         <w:pStyle w:val="Heading1"/>
       </w:pPr>
       <w:r>
-        <w:t>Latency choices that were tested</w:t>
+        <w:rPr>
+          <w:color w:val="000000"/>
+        </w:rPr>
+        <w:t>Historical Latency choices that were tested</w:t>
       </w:r>
     </w:p>
     <w:tbl>
@@ -2681,7 +2779,10 @@
         <w:pStyle w:val="Heading1"/>
       </w:pPr>
       <w:r>
-        <w:t>Broader design choices considered</w:t>
+        <w:rPr>
+          <w:color w:val="000000"/>
+        </w:rPr>
+        <w:t>Historical Broader design choices considered</w:t>
       </w:r>
     </w:p>
     <w:p>
@@ -3594,7 +3695,10 @@
         <w:pStyle w:val="Heading1"/>
       </w:pPr>
       <w:r>
-        <w:t>Next work before UI integration</w:t>
+        <w:rPr>
+          <w:color w:val="000000"/>
+        </w:rPr>
+        <w:t>Historical Next work before UI integration</w:t>
       </w:r>
     </w:p>
     <w:p>
@@ -3607,7 +3711,10 @@
         <w:pStyle w:val="Heading1"/>
       </w:pPr>
       <w:r>
-        <w:t>Post facto semantic audit of A</w:t>
+        <w:rPr>
+          <w:color w:val="000000"/>
+        </w:rPr>
+        <w:t>Historical Post facto semantic audit of A</w:t>
       </w:r>
     </w:p>
     <w:p>
@@ -3625,7 +3732,10 @@
         <w:pStyle w:val="Heading1"/>
       </w:pPr>
       <w:r>
-        <w:t>Minimum instance cost and startup CPU boost</w:t>
+        <w:rPr>
+          <w:color w:val="000000"/>
+        </w:rPr>
+        <w:t>Historical Minimum instance cost and startup CPU boost</w:t>
       </w:r>
     </w:p>
     <w:p>
@@ -3643,7 +3753,10 @@
         <w:pStyle w:val="Heading1"/>
       </w:pPr>
       <w:r>
-        <w:t>Evidence record</w:t>
+        <w:rPr>
+          <w:color w:val="000000"/>
+        </w:rPr>
+        <w:t>Historical Evidence record</w:t>
       </w:r>
     </w:p>
     <w:p>
@@ -3664,6 +3777,27 @@
     <w:p>
       <w:r>
         <w:t>Earlier v3 run 38080802638 and the original comparison reports remain preserved. The v4 independent audit confirms all 18 cells, provider accounting and client timing arithmetic; it does not certify broad rider release. Current minimum-instance and CPU-boost reference pages are https://docs.cloud.google.com/run/docs/configuring/min-instances and https://docs.cloud.google.com/run/docs/configuring/services/cpu. Pricing will be checked afresh in the follow-up.</w:t>
+      </w:r>
+    </w:p>
+    <w:p>
+      <w:pPr>
+        <w:pStyle w:val="Heading1"/>
+      </w:pPr>
+      <w:r>
+        <w:rPr>
+          <w:color w:val="000000"/>
+        </w:rPr>
+        <w:t>Historical failed generation candidates</w:t>
+      </w:r>
+    </w:p>
+    <w:p>
+      <w:r>
+        <w:t>The v3 real-model run 38150080278 produced complete answers for only two of six answerable questions. Independent original-page review found one unsupported contextual technical claim among fourteen released claims despite valid citations. The v4 run 38151571898 served zero supported answers for six answerable questions and failed acceptance despite software execution passing. These are separate question-coverage and claim-support findings, not evidence that the manual lacked answers.</w:t>
+      </w:r>
+    </w:p>
+    <w:p>
+      <w:r>
+        <w:t>Retain reports/grounded_generation/v3 and reports/grounded_generation/v4/run_38151571898, including exact outputs, withholding reasons and independent claim reviews. These superseded candidates cannot validate the new separate-verifier and delivery architecture. Fresh real-output original-page evaluation and measured warm/cold latency remain required.</w:t>
       </w:r>
     </w:p>
     <w:sectPr>
@@ -4158,7 +4292,7 @@
       <w:rFonts w:asciiTheme="majorHAnsi" w:eastAsiaTheme="majorEastAsia" w:hAnsiTheme="majorHAnsi" w:cstheme="majorBidi"/>
       <w:b/>
       <w:bCs/>
-      <w:color w:val="4F81BD" w:themeColor="accent1"/>
+      <w:color w:val="000000"/>
     </w:rPr>
   </w:style>
   <w:style w:type="paragraph" w:styleId="Heading4">
@@ -4183,7 +4317,7 @@
       <w:bCs/>
       <w:i/>
       <w:iCs/>
-      <w:color w:val="4F81BD" w:themeColor="accent1"/>
+      <w:color w:val="000000"/>
     </w:rPr>
   </w:style>
   <w:style w:type="paragraph" w:styleId="Heading5">
@@ -4204,7 +4338,7 @@
     </w:pPr>
     <w:rPr>
       <w:rFonts w:asciiTheme="majorHAnsi" w:eastAsiaTheme="majorEastAsia" w:hAnsiTheme="majorHAnsi" w:cstheme="majorBidi"/>
-      <w:color w:val="243F60" w:themeColor="accent1" w:themeShade="7F"/>
+      <w:color w:val="000000"/>
     </w:rPr>
   </w:style>
   <w:style w:type="paragraph" w:styleId="Heading6">
@@ -4227,7 +4361,7 @@
       <w:rFonts w:asciiTheme="majorHAnsi" w:eastAsiaTheme="majorEastAsia" w:hAnsiTheme="majorHAnsi" w:cstheme="majorBidi"/>
       <w:i/>
       <w:iCs/>
-      <w:color w:val="243F60" w:themeColor="accent1" w:themeShade="7F"/>
+      <w:color w:val="000000"/>
     </w:rPr>
   </w:style>
   <w:style w:type="paragraph" w:styleId="Heading7">
@@ -4250,7 +4384,7 @@
       <w:rFonts w:asciiTheme="majorHAnsi" w:eastAsiaTheme="majorEastAsia" w:hAnsiTheme="majorHAnsi" w:cstheme="majorBidi"/>
       <w:i/>
       <w:iCs/>
-      <w:color w:val="404040" w:themeColor="text1" w:themeTint="BF"/>
+      <w:color w:val="000000"/>
     </w:rPr>
   </w:style>
   <w:style w:type="paragraph" w:styleId="Heading8">
@@ -4271,7 +4405,7 @@
     </w:pPr>
     <w:rPr>
       <w:rFonts w:asciiTheme="majorHAnsi" w:eastAsiaTheme="majorEastAsia" w:hAnsiTheme="majorHAnsi" w:cstheme="majorBidi"/>
-      <w:color w:val="4F81BD" w:themeColor="accent1"/>
+      <w:color w:val="000000"/>
       <w:sz w:val="20"/>
       <w:szCs w:val="20"/>
     </w:rPr>
@@ -4296,7 +4430,7 @@
       <w:rFonts w:asciiTheme="majorHAnsi" w:eastAsiaTheme="majorEastAsia" w:hAnsiTheme="majorHAnsi" w:cstheme="majorBidi"/>
       <w:i/>
       <w:iCs/>
-      <w:color w:val="404040" w:themeColor="text1" w:themeTint="BF"/>
+      <w:color w:val="000000"/>
       <w:sz w:val="20"/>
       <w:szCs w:val="20"/>
     </w:rPr>
@@ -4347,7 +4481,7 @@
       <w:rFonts w:asciiTheme="majorHAnsi" w:eastAsiaTheme="majorEastAsia" w:hAnsiTheme="majorHAnsi" w:cstheme="majorBidi"/>
       <w:b/>
       <w:bCs/>
-      <w:color w:val="365F91" w:themeColor="accent1" w:themeShade="BF"/>
+      <w:color w:val="000000"/>
       <w:sz w:val="28"/>
       <w:szCs w:val="28"/>
     </w:rPr>
@@ -4362,7 +4496,7 @@
       <w:rFonts w:asciiTheme="majorHAnsi" w:eastAsiaTheme="majorEastAsia" w:hAnsiTheme="majorHAnsi" w:cstheme="majorBidi"/>
       <w:b/>
       <w:bCs/>
-      <w:color w:val="4F81BD" w:themeColor="accent1"/>
+      <w:color w:val="000000"/>
       <w:sz w:val="26"/>
       <w:szCs w:val="26"/>
     </w:rPr>
@@ -4377,7 +4511,7 @@
       <w:rFonts w:asciiTheme="majorHAnsi" w:eastAsiaTheme="majorEastAsia" w:hAnsiTheme="majorHAnsi" w:cstheme="majorBidi"/>
       <w:b/>
       <w:bCs/>
-      <w:color w:val="4F81BD" w:themeColor="accent1"/>
+      <w:color w:val="000000"/>
     </w:rPr>
   </w:style>
   <w:style w:type="paragraph" w:styleId="Title">
@@ -4749,7 +4883,7 @@
       <w:bCs/>
       <w:i/>
       <w:iCs/>
-      <w:color w:val="4F81BD" w:themeColor="accent1"/>
+      <w:color w:val="000000"/>
     </w:rPr>
   </w:style>
   <w:style w:type="character" w:customStyle="1" w:styleId="Heading5Char">
@@ -4761,7 +4895,7 @@
     <w:rsid w:val="00FC693F"/>
     <w:rPr>
       <w:rFonts w:asciiTheme="majorHAnsi" w:eastAsiaTheme="majorEastAsia" w:hAnsiTheme="majorHAnsi" w:cstheme="majorBidi"/>
-      <w:color w:val="243F60" w:themeColor="accent1" w:themeShade="7F"/>
+      <w:color w:val="000000"/>
     </w:rPr>
   </w:style>
   <w:style w:type="character" w:customStyle="1" w:styleId="Heading6Char">
@@ -4775,7 +4909,7 @@
       <w:rFonts w:asciiTheme="majorHAnsi" w:eastAsiaTheme="majorEastAsia" w:hAnsiTheme="majorHAnsi" w:cstheme="majorBidi"/>
       <w:i/>
       <w:iCs/>
-      <w:color w:val="243F60" w:themeColor="accent1" w:themeShade="7F"/>
+      <w:color w:val="000000"/>
     </w:rPr>
   </w:style>
   <w:style w:type="character" w:customStyle="1" w:styleId="Heading7Char">
@@ -4789,7 +4923,7 @@
       <w:rFonts w:asciiTheme="majorHAnsi" w:eastAsiaTheme="majorEastAsia" w:hAnsiTheme="majorHAnsi" w:cstheme="majorBidi"/>
       <w:i/>
       <w:iCs/>
-      <w:color w:val="404040" w:themeColor="text1" w:themeTint="BF"/>
+      <w:color w:val="000000"/>
     </w:rPr>
   </w:style>
   <w:style w:type="character" w:customStyle="1" w:styleId="Heading8Char">
@@ -4801,7 +4935,7 @@
     <w:rsid w:val="00FC693F"/>
     <w:rPr>
       <w:rFonts w:asciiTheme="majorHAnsi" w:eastAsiaTheme="majorEastAsia" w:hAnsiTheme="majorHAnsi" w:cstheme="majorBidi"/>
-      <w:color w:val="4F81BD" w:themeColor="accent1"/>
+      <w:color w:val="000000"/>
       <w:sz w:val="20"/>
       <w:szCs w:val="20"/>
     </w:rPr>
@@ -4817,7 +4951,7 @@
       <w:rFonts w:asciiTheme="majorHAnsi" w:eastAsiaTheme="majorEastAsia" w:hAnsiTheme="majorHAnsi" w:cstheme="majorBidi"/>
       <w:i/>
       <w:iCs/>
-      <w:color w:val="404040" w:themeColor="text1" w:themeTint="BF"/>
+      <w:color w:val="000000"/>
       <w:sz w:val="20"/>
       <w:szCs w:val="20"/>
     </w:rPr>

--- a/03_TRD_Architecture_Decision_Note.docx
+++ b/03_TRD_Architecture_Decision_Note.docx
@@ -61,19 +61,19 @@
     <w:p>
       <w:pPr/>
       <w:r>
-        <w:t>VERIFY in a separate LLM call against the exact question, relevant history, complete proposed response, claim mappings and source passages. Check meaningful question coverage and every technical claim, including applicability, conditions, warnings, prerequisites, units and specifications. Record strict structured coverage, per-claim support, omissions, conflicts and release eligibility, bound to exact response and evidence hashes. Confidence is not acceptance. The verifier evaluates and does not rewrite an accepted answer.</w:t>
+        <w:t>VERIFY in a separate LLM call against the exact question, relevant history, complete proposed response, claim mappings and source passages. Check meaningful question coverage and every technical claim, including applicability, conditions, warnings, prerequisites, units and specifications. Record strict structured question coverage, per-claim support, omissions, conflicts and an ordinary decision of RELEASE_COMPLETE, RELEASE_PARTIAL or SHOW_FALLBACK, bound to exact response and evidence hashes. Preserve RELEASE_CLARIFICATION for AMBIGUOUS and RELEASE_SAFETY_STOP for SAFETY_STOP special routing. Confidence is not acceptance. The verifier evaluates and does not rewrite a released answer.</w:t>
       </w:r>
     </w:p>
     <w:p>
       <w:pPr/>
       <w:r>
-        <w:t>Finalize all server-added technical text, warnings and citations before verification. Withhold rejected drafts. Permit at most one evidence-supported correction and a new verification call; any changed response must be verified again. Verification remains probabilistic; evaluate false acceptance and false refusal independently against original pages.</w:t>
+        <w:t>Finalize all server-added technical text, warnings, citations and any partial-answer limitation before verification. Withhold rejected drafts. Permit at most one evidence-supported correction and a new verification call; any changed technical response must be verified again. If support cannot be established or the bounded correction fails, use SHOW_FALLBACK without another correction. Verification remains probabilistic; evaluate false acceptance and false refusal independently against original pages.</w:t>
       </w:r>
     </w:p>
     <w:p>
       <w:pPr/>
       <w:r>
-        <w:t>Show the operational labels Retrieving manual information, Drafting your answer, Checking the answer against the manual, and Displaying the verified answer when the backend actually enters each stage. Open the progress channel promptly, without chain-of-thought, fake percentages or simulated timing. Release answer content only after whole-response verification, final integrity checks and durable save. Stream the exact buffered accepted response without another model call. Bind delivery to accepted response hash, evidence and runtime versions, and operation ID; preserve complete saved answers and idempotent recovery after disconnects.</w:t>
+        <w:t>Show the operational labels Retrieving manual information, Drafting your answer, Checking the answer against the manual, and Displaying the verified answer when the backend actually enters each stage. Open the progress channel promptly, without chain-of-thought, fake percentages or simulated timing. Release technical answer content only after whole-response verification, final integrity checks and durable save. Stream the exact buffered verified response without another model call. Bind delivery to response hash, evidence and runtime versions, and operation ID; preserve complete saved answers and idempotent recovery after disconnects. Fixed neutral fallback and system-error messages do not need successful LLM verification; never label their display as a verified technical answer.</w:t>
       </w:r>
     </w:p>
     <w:p>
@@ -85,7 +85,13 @@
     <w:p>
       <w:pPr/>
       <w:r>
-        <w:t>Keep SUPPORTED, AMBIGUOUS, UNSUPPORTED, SAFETY_STOP and SYSTEM_ERROR distinct. A supported partial answer states what the evidence supports and what remains unanswered. Ask one focused question only for a rider-resolvable ambiguity needed for the actual question. Source gaps or review decisions are maintainer issues. Malformed output, timeout, outage, exhausted quota or integrity failure is SYSTEM_ERROR, never acceptance or proof of absence from the manual. Preserve verified safety-stop precedence; technical safety wording is also covered by verification before delivery.</w:t>
+        <w:t>The ordinary verifier decisions are exactly RELEASE_COMPLETE, RELEASE_PARTIAL and SHOW_FALLBACK. These decision labels are distinct from the application states SUPPORTED, AMBIGUOUS, UNSUPPORTED, SAFETY_STOP and SYSTEM_ERROR; do not introduce ACCEPTED or PARTIAL as verdict labels. RELEASE_COMPLETE and RELEASE_PARTIAL release only the exact verified technical response; a partial response must include its limitation before verification. SHOW_FALLBACK handles irrelevant evidence, missing support or failed bounded correction, while preserving RELEASE_CLARIFICATION for AMBIGUOUS and RELEASE_SAFETY_STOP for SAFETY_STOP as distinct special decisions. Ask one focused question only for a rider-resolvable ambiguity needed for the actual question. Source gaps or review decisions are maintainer issues. Malformed output, timeout, outage, exhausted quota or integrity failure is SYSTEM_ERROR, never acceptance or proof of absence throughout the manual. Preserve safety-stop precedence; technical safety wording is also covered by verification before delivery.</w:t>
+      </w:r>
+    </w:p>
+    <w:p>
+      <w:pPr/>
+      <w:r>
+        <w:t>For SHOW_FALLBACK, display this exact fixed application message: I couldn’t find relevant information in the selected manual to answer your question. Please contact Royal Enfield or an authorised service centre. Attach the verified OEM contact URI from source_manifest.json, preserving its manifest binding. Record the exact internal reason code IRRELEVANT_ANSWER, MISSING_SUPPORT or CORRECTION_UNSUCCESSFUL. Preserve specific provider, schema and source-integrity failure reason codes in telemetry while displaying the fixed neutral SYSTEM_ERROR message. This fallback is neutral application wording, not a verified technical answer. For SYSTEM_ERROR, display this exact fixed application message: I couldn’t check the answer right now. Please try again shortly. These fixed neutral messages require no successful LLM generation or verification call and remain available during provider failure. Do not expose rejected technical drafts or claim these messages received semantic technical approval. Preserve application routing, safety precedence, session ownership and saved delivery integrity.</w:t>
       </w:r>
     </w:p>
     <w:p>

--- a/03_TRD_Architecture_Decision_Note.docx
+++ b/03_TRD_Architecture_Decision_Note.docx
@@ -3788,6 +3788,8 @@
     <w:p>
       <w:pPr>
         <w:pStyle w:val="Heading1"/>
+        <w:keepNext/>
+        <w:keepLines/>
       </w:pPr>
       <w:r>
         <w:rPr>
@@ -3797,16 +3799,26 @@
       </w:r>
     </w:p>
     <w:p>
+      <w:pPr>
+        <w:keepNext/>
+        <w:keepLines/>
+      </w:pPr>
       <w:r>
         <w:t>The v3 real-model run 38150080278 produced complete answers for only two of six answerable questions. Independent original-page review found one unsupported contextual technical claim among fourteen released claims despite valid citations. The v4 run 38151571898 served zero supported answers for six answerable questions and failed acceptance despite software execution passing. These are separate question-coverage and claim-support findings, not evidence that the manual lacked answers.</w:t>
       </w:r>
     </w:p>
     <w:p>
+      <w:pPr>
+        <w:keepLines/>
+      </w:pPr>
       <w:r>
         <w:t>Retain reports/grounded_generation/v3 and reports/grounded_generation/v4/run_38151571898, including exact outputs, withholding reasons and independent claim reviews. These superseded candidates cannot validate the new separate-verifier and delivery architecture. Fresh real-output original-page evaluation and measured warm/cold latency remain required.</w:t>
       </w:r>
     </w:p>
     <w:sectPr>
+      <w:footerReference w:type="default" r:id="rId9"/>
+      <w:footerReference w:type="first" r:id="rId10"/>
+      <w:footerReference w:type="even" r:id="rId11"/>
       <w:pgSz w:w="12240" w:h="15840"/>
       <w:pgMar w:top="936" w:right="1008" w:bottom="936" w:left="1008" w:header="720" w:footer="720" w:gutter="0"/>
       <w:cols w:space="720"/>
@@ -3814,6 +3826,57 @@
     </w:sectPr>
   </w:body>
 </w:document>
+</file>
+
+<file path=word/footer1.xml><?xml version="1.0" encoding="utf-8"?>
+<w:ftr xmlns:m="http://schemas.openxmlformats.org/officeDocument/2006/math" xmlns:mc="http://schemas.openxmlformats.org/markup-compatibility/2006" xmlns:mo="http://schemas.microsoft.com/office/mac/office/2008/main" xmlns:mv="urn:schemas-microsoft-com:mac:vml" xmlns:o="urn:schemas-microsoft-com:office:office" xmlns:r="http://schemas.openxmlformats.org/officeDocument/2006/relationships" xmlns:v="urn:schemas-microsoft-com:vml" xmlns:w10="urn:schemas-microsoft-com:office:word" xmlns:w14="http://schemas.microsoft.com/office/word/2010/wordml" xmlns:w="http://schemas.openxmlformats.org/wordprocessingml/2006/main" xmlns:wne="http://schemas.microsoft.com/office/word/2006/wordml" xmlns:wp14="http://schemas.microsoft.com/office/word/2010/wordprocessingDrawing" xmlns:wp="http://schemas.openxmlformats.org/drawingml/2006/wordprocessingDrawing" xmlns:wpc="http://schemas.microsoft.com/office/word/2010/wordprocessingCanvas" xmlns:wpg="http://schemas.microsoft.com/office/word/2010/wordprocessingGroup" xmlns:wpi="http://schemas.microsoft.com/office/word/2010/wordprocessingInk" xmlns:wps="http://schemas.microsoft.com/office/word/2010/wordprocessingShape" mc:Ignorable="w14 wp14">
+  <w:p>
+    <w:pPr>
+      <w:pStyle w:val="Footer"/>
+    </w:pPr>
+    <w:r>
+      <w:rPr>
+        <w:sz w:val="16"/>
+      </w:rPr>
+      <w:t xml:space="preserve">TRD v0.6 | DRAFT VERIFY STREAM | 11 OCTOBER 2026 | </w:t>
+    </w:r>
+    <w:fldSimple w:instr="PAGE"/>
+  </w:p>
+</w:ftr>
+</file>
+
+<file path=word/footer2.xml><?xml version="1.0" encoding="utf-8"?>
+<w:ftr xmlns:m="http://schemas.openxmlformats.org/officeDocument/2006/math" xmlns:mc="http://schemas.openxmlformats.org/markup-compatibility/2006" xmlns:mo="http://schemas.microsoft.com/office/mac/office/2008/main" xmlns:mv="urn:schemas-microsoft-com:mac:vml" xmlns:o="urn:schemas-microsoft-com:office:office" xmlns:r="http://schemas.openxmlformats.org/officeDocument/2006/relationships" xmlns:v="urn:schemas-microsoft-com:vml" xmlns:w10="urn:schemas-microsoft-com:office:word" xmlns:w14="http://schemas.microsoft.com/office/word/2010/wordml" xmlns:w="http://schemas.openxmlformats.org/wordprocessingml/2006/main" xmlns:wne="http://schemas.microsoft.com/office/word/2006/wordml" xmlns:wp14="http://schemas.microsoft.com/office/word/2010/wordprocessingDrawing" xmlns:wp="http://schemas.openxmlformats.org/drawingml/2006/wordprocessingDrawing" xmlns:wpc="http://schemas.microsoft.com/office/word/2010/wordprocessingCanvas" xmlns:wpg="http://schemas.microsoft.com/office/word/2010/wordprocessingGroup" xmlns:wpi="http://schemas.microsoft.com/office/word/2010/wordprocessingInk" xmlns:wps="http://schemas.microsoft.com/office/word/2010/wordprocessingShape" mc:Ignorable="w14 wp14">
+  <w:p>
+    <w:pPr>
+      <w:pStyle w:val="Footer"/>
+    </w:pPr>
+    <w:r>
+      <w:rPr>
+        <w:sz w:val="16"/>
+      </w:rPr>
+      <w:t xml:space="preserve">TRD v0.6 | DRAFT VERIFY STREAM | 11 OCTOBER 2026 | </w:t>
+    </w:r>
+    <w:fldSimple w:instr="PAGE"/>
+  </w:p>
+</w:ftr>
+</file>
+
+<file path=word/footer3.xml><?xml version="1.0" encoding="utf-8"?>
+<w:ftr xmlns:m="http://schemas.openxmlformats.org/officeDocument/2006/math" xmlns:mc="http://schemas.openxmlformats.org/markup-compatibility/2006" xmlns:mo="http://schemas.microsoft.com/office/mac/office/2008/main" xmlns:mv="urn:schemas-microsoft-com:mac:vml" xmlns:o="urn:schemas-microsoft-com:office:office" xmlns:r="http://schemas.openxmlformats.org/officeDocument/2006/relationships" xmlns:v="urn:schemas-microsoft-com:vml" xmlns:w10="urn:schemas-microsoft-com:office:word" xmlns:w14="http://schemas.microsoft.com/office/word/2010/wordml" xmlns:w="http://schemas.openxmlformats.org/wordprocessingml/2006/main" xmlns:wne="http://schemas.microsoft.com/office/word/2006/wordml" xmlns:wp14="http://schemas.microsoft.com/office/word/2010/wordprocessingDrawing" xmlns:wp="http://schemas.openxmlformats.org/drawingml/2006/wordprocessingDrawing" xmlns:wpc="http://schemas.microsoft.com/office/word/2010/wordprocessingCanvas" xmlns:wpg="http://schemas.microsoft.com/office/word/2010/wordprocessingGroup" xmlns:wpi="http://schemas.microsoft.com/office/word/2010/wordprocessingInk" xmlns:wps="http://schemas.microsoft.com/office/word/2010/wordprocessingShape" mc:Ignorable="w14 wp14">
+  <w:p>
+    <w:pPr>
+      <w:pStyle w:val="Footer"/>
+    </w:pPr>
+    <w:r>
+      <w:rPr>
+        <w:sz w:val="16"/>
+      </w:rPr>
+      <w:t xml:space="preserve">TRD v0.6 | DRAFT VERIFY STREAM | 11 OCTOBER 2026 | </w:t>
+    </w:r>
+    <w:fldSimple w:instr="PAGE"/>
+  </w:p>
+</w:ftr>
 </file>
 
 <file path=word/numbering.xml><?xml version="1.0" encoding="utf-8"?>

--- a/03_TRD_Architecture_Decision_Note.docx
+++ b/03_TRD_Architecture_Decision_Note.docx
@@ -3833,6 +3833,8 @@
   <w:p>
     <w:pPr>
       <w:pStyle w:val="Footer"/>
+      <w:ind w:left="0" w:right="0"/>
+      <w:jc w:val="right"/>
     </w:pPr>
     <w:r>
       <w:rPr>
@@ -3840,7 +3842,14 @@
       </w:rPr>
       <w:t xml:space="preserve">TRD v0.6 | DRAFT VERIFY STREAM | 11 OCTOBER 2026 | </w:t>
     </w:r>
-    <w:fldSimple w:instr="PAGE"/>
+    <w:fldSimple w:instr="PAGE">
+      <w:r>
+        <w:rPr>
+          <w:sz w:val="16"/>
+        </w:rPr>
+        <w:t>1</w:t>
+      </w:r>
+    </w:fldSimple>
   </w:p>
 </w:ftr>
 </file>
@@ -3850,6 +3859,8 @@
   <w:p>
     <w:pPr>
       <w:pStyle w:val="Footer"/>
+      <w:ind w:left="0" w:right="0"/>
+      <w:jc w:val="right"/>
     </w:pPr>
     <w:r>
       <w:rPr>
@@ -3857,7 +3868,14 @@
       </w:rPr>
       <w:t xml:space="preserve">TRD v0.6 | DRAFT VERIFY STREAM | 11 OCTOBER 2026 | </w:t>
     </w:r>
-    <w:fldSimple w:instr="PAGE"/>
+    <w:fldSimple w:instr="PAGE">
+      <w:r>
+        <w:rPr>
+          <w:sz w:val="16"/>
+        </w:rPr>
+        <w:t>1</w:t>
+      </w:r>
+    </w:fldSimple>
   </w:p>
 </w:ftr>
 </file>
@@ -3867,6 +3885,8 @@
   <w:p>
     <w:pPr>
       <w:pStyle w:val="Footer"/>
+      <w:ind w:left="0" w:right="0"/>
+      <w:jc w:val="right"/>
     </w:pPr>
     <w:r>
       <w:rPr>
@@ -3874,7 +3894,14 @@
       </w:rPr>
       <w:t xml:space="preserve">TRD v0.6 | DRAFT VERIFY STREAM | 11 OCTOBER 2026 | </w:t>
     </w:r>
-    <w:fldSimple w:instr="PAGE"/>
+    <w:fldSimple w:instr="PAGE">
+      <w:r>
+        <w:rPr>
+          <w:sz w:val="16"/>
+        </w:rPr>
+        <w:t>1</w:t>
+      </w:r>
+    </w:fldSimple>
   </w:p>
 </w:ftr>
 </file>
